--- a/docs/Storage-Appliance-Troubleshooting-Guide.docx
+++ b/docs/Storage-Appliance-Troubleshooting-Guide.docx
@@ -29,7 +29,7 @@
           <w:color w:val="000000"/>
           <w:sz w:val="18"/>
         </w:rPr>
-        <w:t>Applies to appliance release 1.1.0 | Guide version 1.1 | October 6, 2026</w:t>
+        <w:t>Applies to appliance release 1.2.0 | Guide version 1.2 | October 7, 2026</w:t>
       </w:r>
     </w:p>
     <w:p>
@@ -74,7 +74,7 @@
           <w:rFonts w:ascii="Arial" w:hAnsi="Arial"/>
           <w:color w:val="000000"/>
         </w:rPr>
-        <w:t>This guide applies to GA 1.1.0. The exact OVA passed 167 Linux unit and security tests, OVF and signature checks, and an import and first-boot smoke test. Use the version 1.0.3 qualification record when comparing a problem with the most recently completed full guided-setup and end-to-end service baseline.</w:t>
+        <w:t>This guide applies to GA 1.2.0. The exact OVA passed 167 Linux unit and security tests, OVF and signature checks, and an import and first-boot smoke test. The signed 1.2.0 in-place update was also validated on the live appliance with its accounts, service configuration, and stored data preserved.</w:t>
       </w:r>
     </w:p>
     <w:p>
@@ -3201,7 +3201,7 @@
                 <w:color w:val="000000"/>
                 <w:sz w:val="16"/>
               </w:rPr>
-              <w:t>Whether the password was shown or copied before the account was saved.</w:t>
+              <w:t>Whether the 19-character generated password was shown or copied before the account was saved.</w:t>
             </w:r>
           </w:p>
         </w:tc>
@@ -4319,7 +4319,7 @@
                 <w:color w:val="000000"/>
                 <w:sz w:val="16"/>
               </w:rPr>
-              <w:t>Treat offline vulnerability scanning as outside the GA 1.1 supported scope. Do not claim current vulnerability coverage.</w:t>
+              <w:t>Treat offline vulnerability scanning as outside the GA 1.2 supported scope. Do not claim current vulnerability coverage.</w:t>
             </w:r>
           </w:p>
         </w:tc>
@@ -6928,7 +6928,7 @@
         <w:color w:val="000000"/>
         <w:sz w:val="16"/>
       </w:rPr>
-      <w:t xml:space="preserve">Internal operator reference    |    Applies to 1.1.0    |    </w:t>
+      <w:t xml:space="preserve">Internal operator reference    |    Applies to 1.2.0    |    </w:t>
     </w:r>
     <w:r>
       <w:rPr>
